--- a/api/_docrh/modelos/contrato-trabalho-home-office-art-62.docx
+++ b/api/_docrh/modelos/contrato-trabalho-home-office-art-62.docx
@@ -514,72 +514,9 @@
                 <w:szCs w:val="22"/>
               </w:rPr>
             </w:pPr>
-          </w:p>
-          <w:p>
-            <w:pPr>
-              <w:contextualSpacing/>
-              <w:jc w:val="both"/>
-              <w:outlineLvl w:val="0"/>
-              <w:rPr>
-                <w:rFonts w:ascii="Bookman Old Style" w:hAnsi="Bookman Old Style"/>
-                <w:color w:val="000000"/>
-                <w:sz w:val="22"/>
-                <w:szCs w:val="22"/>
-              </w:rPr>
-            </w:pPr>
             <w:r>
-              <w:rPr>
-                <w:rFonts w:ascii="Bookman Old Style" w:hAnsi="Bookman Old Style"/>
-                <w:color w:val="000000"/>
-                <w:sz w:val="22"/>
-                <w:szCs w:val="22"/>
-              </w:rPr>
-              <w:t>(</w:t>
+              <w:t>{{FUNCAO}}</w:t>
             </w:r>
-            <w:r>
-              <w:rPr>
-                <w:rFonts w:ascii="Bookman Old Style" w:hAnsi="Bookman Old Style"/>
-                <w:color w:val="FF0000"/>
-                <w:sz w:val="22"/>
-                <w:szCs w:val="22"/>
-                <w:highlight w:val="yellow"/>
-              </w:rPr>
-              <w:t>.. nomenclatura da função</w:t>
-            </w:r>
-            <w:proofErr w:type="gramStart"/>
-            <w:r>
-              <w:rPr>
-                <w:rFonts w:ascii="Bookman Old Style" w:hAnsi="Bookman Old Style"/>
-                <w:color w:val="FF0000"/>
-                <w:sz w:val="22"/>
-                <w:szCs w:val="22"/>
-                <w:highlight w:val="yellow"/>
-              </w:rPr>
-              <w:t xml:space="preserve"> ..</w:t>
-            </w:r>
-            <w:proofErr w:type="gramEnd"/>
-            <w:r>
-              <w:rPr>
-                <w:rFonts w:ascii="Bookman Old Style" w:hAnsi="Bookman Old Style"/>
-                <w:color w:val="000000"/>
-                <w:sz w:val="22"/>
-                <w:szCs w:val="22"/>
-              </w:rPr>
-              <w:t>)</w:t>
-            </w:r>
-          </w:p>
-          <w:p>
-            <w:pPr>
-              <w:contextualSpacing/>
-              <w:jc w:val="both"/>
-              <w:outlineLvl w:val="0"/>
-              <w:rPr>
-                <w:rFonts w:ascii="Bookman Old Style" w:hAnsi="Bookman Old Style"/>
-                <w:color w:val="000000"/>
-                <w:sz w:val="22"/>
-                <w:szCs w:val="22"/>
-              </w:rPr>
-            </w:pPr>
           </w:p>
         </w:tc>
       </w:tr>
@@ -666,72 +603,9 @@
                 <w:szCs w:val="22"/>
               </w:rPr>
             </w:pPr>
-          </w:p>
-          <w:p>
-            <w:pPr>
-              <w:contextualSpacing/>
-              <w:jc w:val="both"/>
-              <w:outlineLvl w:val="0"/>
-              <w:rPr>
-                <w:rFonts w:ascii="Bookman Old Style" w:hAnsi="Bookman Old Style"/>
-                <w:color w:val="000000"/>
-                <w:sz w:val="22"/>
-                <w:szCs w:val="22"/>
-              </w:rPr>
-            </w:pPr>
-            <w:proofErr w:type="gramStart"/>
             <w:r>
-              <w:rPr>
-                <w:rFonts w:ascii="Bookman Old Style" w:hAnsi="Bookman Old Style"/>
-                <w:color w:val="000000"/>
-                <w:sz w:val="22"/>
-                <w:szCs w:val="22"/>
-              </w:rPr>
-              <w:t>(</w:t>
+              <w:t>{{REMUNERACAO}}</w:t>
             </w:r>
-            <w:r>
-              <w:rPr>
-                <w:rFonts w:ascii="Bookman Old Style" w:hAnsi="Bookman Old Style"/>
-                <w:color w:val="FF0000"/>
-                <w:sz w:val="22"/>
-                <w:szCs w:val="22"/>
-                <w:highlight w:val="yellow"/>
-              </w:rPr>
-              <w:t>..</w:t>
-            </w:r>
-            <w:proofErr w:type="gramEnd"/>
-            <w:r>
-              <w:rPr>
-                <w:rFonts w:ascii="Bookman Old Style" w:hAnsi="Bookman Old Style"/>
-                <w:color w:val="FF0000"/>
-                <w:sz w:val="22"/>
-                <w:szCs w:val="22"/>
-                <w:highlight w:val="yellow"/>
-              </w:rPr>
-              <w:t>Informação sobre salário básico, detalhamento de comissões, etc...</w:t>
-            </w:r>
-            <w:r>
-              <w:rPr>
-                <w:rFonts w:ascii="Bookman Old Style" w:hAnsi="Bookman Old Style"/>
-                <w:color w:val="000000"/>
-                <w:sz w:val="22"/>
-                <w:szCs w:val="22"/>
-              </w:rPr>
-              <w:t>)</w:t>
-            </w:r>
-          </w:p>
-          <w:p>
-            <w:pPr>
-              <w:contextualSpacing/>
-              <w:jc w:val="both"/>
-              <w:outlineLvl w:val="0"/>
-              <w:rPr>
-                <w:rFonts w:ascii="Bookman Old Style" w:hAnsi="Bookman Old Style"/>
-                <w:color w:val="000000"/>
-                <w:sz w:val="22"/>
-                <w:szCs w:val="22"/>
-              </w:rPr>
-            </w:pPr>
           </w:p>
         </w:tc>
       </w:tr>
@@ -1007,7 +881,7 @@
                 <w:szCs w:val="22"/>
                 <w:highlight w:val="yellow"/>
               </w:rPr>
-              <w:t>-(</w:t>
+              <w:t>{{DESCRICAO_ATIVIDADES}}</w:t>
             </w:r>
             <w:proofErr w:type="gramEnd"/>
             <w:r>
@@ -1018,95 +892,6 @@
                 <w:szCs w:val="22"/>
                 <w:highlight w:val="yellow"/>
               </w:rPr>
-              <w:t>descrever os trabalhos que serão executados pelo empregado)</w:t>
-            </w:r>
-          </w:p>
-          <w:p>
-            <w:pPr>
-              <w:contextualSpacing/>
-              <w:jc w:val="both"/>
-              <w:rPr>
-                <w:rFonts w:ascii="Bookman Old Style" w:hAnsi="Bookman Old Style"/>
-                <w:iCs/>
-                <w:color w:val="FF0000"/>
-                <w:sz w:val="22"/>
-                <w:szCs w:val="22"/>
-              </w:rPr>
-            </w:pPr>
-            <w:r>
-              <w:rPr>
-                <w:rFonts w:ascii="Bookman Old Style" w:hAnsi="Bookman Old Style"/>
-                <w:color w:val="FF0000"/>
-                <w:sz w:val="22"/>
-                <w:szCs w:val="22"/>
-                <w:highlight w:val="yellow"/>
-              </w:rPr>
-              <w:t>-I</w:t>
-            </w:r>
-            <w:r>
-              <w:rPr>
-                <w:rFonts w:ascii="Bookman Old Style" w:hAnsi="Bookman Old Style"/>
-                <w:iCs/>
-                <w:color w:val="FF0000"/>
-                <w:sz w:val="22"/>
-                <w:szCs w:val="22"/>
-                <w:highlight w:val="yellow"/>
-              </w:rPr>
-              <w:t xml:space="preserve">nclusive todas as demais atividades e </w:t>
-            </w:r>
-            <w:commentRangeStart w:id="2"/>
-            <w:r>
-              <w:rPr>
-                <w:rFonts w:ascii="Bookman Old Style" w:hAnsi="Bookman Old Style"/>
-                <w:iCs/>
-                <w:color w:val="FF0000"/>
-                <w:sz w:val="22"/>
-                <w:szCs w:val="22"/>
-                <w:highlight w:val="yellow"/>
-              </w:rPr>
-              <w:t>procedimentos</w:t>
-            </w:r>
-            <w:commentRangeEnd w:id="2"/>
-            <w:r>
-              <w:rPr>
-                <w:rStyle w:val="Refdecomentrio"/>
-              </w:rPr>
-              <w:commentReference w:id="2"/>
-            </w:r>
-            <w:r>
-              <w:rPr>
-                <w:rFonts w:ascii="Bookman Old Style" w:hAnsi="Bookman Old Style"/>
-                <w:iCs/>
-                <w:color w:val="FF0000"/>
-                <w:sz w:val="22"/>
-                <w:szCs w:val="22"/>
-                <w:highlight w:val="yellow"/>
-              </w:rPr>
-              <w:t xml:space="preserve"> necessários </w:t>
-            </w:r>
-            <w:proofErr w:type="gramStart"/>
-            <w:r>
-              <w:rPr>
-                <w:rFonts w:ascii="Bookman Old Style" w:hAnsi="Bookman Old Style"/>
-                <w:iCs/>
-                <w:color w:val="FF0000"/>
-                <w:sz w:val="22"/>
-                <w:szCs w:val="22"/>
-                <w:highlight w:val="yellow"/>
-              </w:rPr>
-              <w:t>e  correlatos</w:t>
-            </w:r>
-            <w:proofErr w:type="gramEnd"/>
-            <w:r>
-              <w:rPr>
-                <w:rFonts w:ascii="Bookman Old Style" w:hAnsi="Bookman Old Style"/>
-                <w:iCs/>
-                <w:color w:val="FF0000"/>
-                <w:sz w:val="22"/>
-                <w:szCs w:val="22"/>
-                <w:highlight w:val="yellow"/>
-              </w:rPr>
-              <w:t xml:space="preserve"> a função.</w:t>
             </w:r>
           </w:p>
         </w:tc>
@@ -1373,6 +1158,9 @@
                 <w:highlight w:val="yellow"/>
               </w:rPr>
             </w:pPr>
+            <w:r>
+              <w:t>{{EMAIL_CONTATO}}</w:t>
+            </w:r>
           </w:p>
         </w:tc>
       </w:tr>
@@ -6167,6 +5955,9 @@
                 <w:szCs w:val="22"/>
               </w:rPr>
             </w:pPr>
+            <w:r>
+              <w:t>{{EQUIP1_TIPO}}</w:t>
+            </w:r>
           </w:p>
         </w:tc>
       </w:tr>
@@ -6225,6 +6016,9 @@
                 <w:szCs w:val="22"/>
               </w:rPr>
             </w:pPr>
+            <w:r>
+              <w:t>{{EQUIP1_MARCA}}</w:t>
+            </w:r>
           </w:p>
         </w:tc>
       </w:tr>
@@ -6283,6 +6077,9 @@
                 <w:szCs w:val="22"/>
               </w:rPr>
             </w:pPr>
+            <w:r>
+              <w:t>{{EQUIP1_MODELO}}</w:t>
+            </w:r>
           </w:p>
         </w:tc>
       </w:tr>
@@ -6341,6 +6138,9 @@
                 <w:szCs w:val="22"/>
               </w:rPr>
             </w:pPr>
+            <w:r>
+              <w:t>{{EQUIP1_SERIE}}</w:t>
+            </w:r>
           </w:p>
         </w:tc>
       </w:tr>
@@ -6437,6 +6237,9 @@
                 <w:szCs w:val="22"/>
               </w:rPr>
             </w:pPr>
+            <w:r>
+              <w:t>{{EQUIP2_TIPO}}</w:t>
+            </w:r>
           </w:p>
         </w:tc>
       </w:tr>
@@ -6495,6 +6298,9 @@
                 <w:szCs w:val="22"/>
               </w:rPr>
             </w:pPr>
+            <w:r>
+              <w:t>{{EQUIP2_MARCA}}</w:t>
+            </w:r>
           </w:p>
         </w:tc>
       </w:tr>
@@ -6553,6 +6359,9 @@
                 <w:szCs w:val="22"/>
               </w:rPr>
             </w:pPr>
+            <w:r>
+              <w:t>{{EQUIP2_MODELO}}</w:t>
+            </w:r>
           </w:p>
         </w:tc>
       </w:tr>
@@ -6611,6 +6420,9 @@
                 <w:szCs w:val="22"/>
               </w:rPr>
             </w:pPr>
+            <w:r>
+              <w:t>{{EQUIP2_SERIE}}</w:t>
+            </w:r>
           </w:p>
         </w:tc>
       </w:tr>
@@ -6707,6 +6519,9 @@
                 <w:szCs w:val="22"/>
               </w:rPr>
             </w:pPr>
+            <w:r>
+              <w:t>{{EQUIP3_TIPO}}</w:t>
+            </w:r>
           </w:p>
         </w:tc>
       </w:tr>
@@ -6765,6 +6580,9 @@
                 <w:szCs w:val="22"/>
               </w:rPr>
             </w:pPr>
+            <w:r>
+              <w:t>{{EQUIP3_MARCA}}</w:t>
+            </w:r>
           </w:p>
         </w:tc>
       </w:tr>
@@ -6823,6 +6641,9 @@
                 <w:szCs w:val="22"/>
               </w:rPr>
             </w:pPr>
+            <w:r>
+              <w:t>{{EQUIP3_MODELO}}</w:t>
+            </w:r>
           </w:p>
         </w:tc>
       </w:tr>
@@ -6881,6 +6702,9 @@
                 <w:szCs w:val="22"/>
               </w:rPr>
             </w:pPr>
+            <w:r>
+              <w:t>{{EQUIP3_SERIE}}</w:t>
+            </w:r>
           </w:p>
         </w:tc>
       </w:tr>
